--- a/Received/Nursery/nursery, nepali o.docx
+++ b/Received/Nursery/nursery, nepali o.docx
@@ -17,6 +17,134 @@
           <w:szCs w:val="32"/>
         </w:rPr>
       </w:pPr>
+      <w:r>
+        <w:rPr>
+          <w:rFonts w:ascii="Preeti" w:hAnsi="Preeti"/>
+          <w:b/>
+          <w:bCs/>
+          <w:noProof/>
+          <w:sz w:val="40"/>
+          <w:szCs w:val="40"/>
+        </w:rPr>
+        <mc:AlternateContent>
+          <mc:Choice Requires="wps">
+            <w:drawing>
+              <wp:anchor distT="45720" distB="45720" distL="114300" distR="114300" simplePos="0" relativeHeight="251667456" behindDoc="0" locked="0" layoutInCell="1" allowOverlap="1" wp14:anchorId="7C901180" wp14:editId="0A95765E">
+                <wp:simplePos x="0" y="0"/>
+                <wp:positionH relativeFrom="column">
+                  <wp:posOffset>5597718</wp:posOffset>
+                </wp:positionH>
+                <wp:positionV relativeFrom="paragraph">
+                  <wp:posOffset>-161014</wp:posOffset>
+                </wp:positionV>
+                <wp:extent cx="897147" cy="1404620"/>
+                <wp:effectExtent l="0" t="0" r="0" b="0"/>
+                <wp:wrapNone/>
+                <wp:docPr id="1" name="Text Box 2"/>
+                <wp:cNvGraphicFramePr>
+                  <a:graphicFrameLocks xmlns:a="http://schemas.openxmlformats.org/drawingml/2006/main"/>
+                </wp:cNvGraphicFramePr>
+                <a:graphic xmlns:a="http://schemas.openxmlformats.org/drawingml/2006/main">
+                  <a:graphicData uri="http://schemas.microsoft.com/office/word/2010/wordprocessingShape">
+                    <wps:wsp>
+                      <wps:cNvSpPr txBox="1">
+                        <a:spLocks noChangeArrowheads="1"/>
+                      </wps:cNvSpPr>
+                      <wps:spPr bwMode="auto">
+                        <a:xfrm>
+                          <a:off x="0" y="0"/>
+                          <a:ext cx="897147" cy="1404620"/>
+                        </a:xfrm>
+                        <a:prstGeom prst="rect">
+                          <a:avLst/>
+                        </a:prstGeom>
+                        <a:noFill/>
+                        <a:ln w="9525">
+                          <a:noFill/>
+                          <a:miter lim="800000"/>
+                          <a:headEnd/>
+                          <a:tailEnd/>
+                        </a:ln>
+                      </wps:spPr>
+                      <wps:txbx>
+                        <w:txbxContent>
+                          <w:p>
+                            <w:r>
+                              <w:rPr>
+                                <w:rFonts w:ascii="Times New Roman" w:hAnsi="Times New Roman" w:cs="Times New Roman"/>
+                                <w:b/>
+                                <w:bCs/>
+                                <w:sz w:val="32"/>
+                                <w:szCs w:val="32"/>
+                              </w:rPr>
+                              <w:t>D-</w:t>
+                            </w:r>
+                            <w:r>
+                              <w:rPr>
+                                <w:rFonts w:ascii="Times New Roman" w:hAnsi="Times New Roman" w:cs="Times New Roman"/>
+                                <w:b/>
+                                <w:bCs/>
+                                <w:sz w:val="32"/>
+                                <w:szCs w:val="32"/>
+                              </w:rPr>
+                              <w:t>16</w:t>
+                            </w:r>
+                          </w:p>
+                        </w:txbxContent>
+                      </wps:txbx>
+                      <wps:bodyPr rot="0" vert="horz" wrap="square" lIns="91440" tIns="45720" rIns="91440" bIns="45720" anchor="t" anchorCtr="0">
+                        <a:spAutoFit/>
+                      </wps:bodyPr>
+                    </wps:wsp>
+                  </a:graphicData>
+                </a:graphic>
+                <wp14:sizeRelH relativeFrom="margin">
+                  <wp14:pctWidth>0</wp14:pctWidth>
+                </wp14:sizeRelH>
+                <wp14:sizeRelV relativeFrom="margin">
+                  <wp14:pctHeight>20000</wp14:pctHeight>
+                </wp14:sizeRelV>
+              </wp:anchor>
+            </w:drawing>
+          </mc:Choice>
+          <mc:Fallback>
+            <w:pict>
+              <v:shapetype w14:anchorId="7C901180" id="_x0000_t202" coordsize="21600,21600" o:spt="202" path="m,l,21600r21600,l21600,xe">
+                <v:stroke joinstyle="miter"/>
+                <v:path gradientshapeok="t" o:connecttype="rect"/>
+              </v:shapetype>
+              <v:shape id="Text Box 2" o:spid="_x0000_s1026" type="#_x0000_t202" style="position:absolute;left:0;text-align:left;margin-left:440.75pt;margin-top:-12.7pt;width:70.65pt;height:110.6pt;z-index:251667456;visibility:visible;mso-wrap-style:square;mso-width-percent:0;mso-height-percent:200;mso-wrap-distance-left:9pt;mso-wrap-distance-top:3.6pt;mso-wrap-distance-right:9pt;mso-wrap-distance-bottom:3.6pt;mso-position-horizontal:absolute;mso-position-horizontal-relative:text;mso-position-vertical:absolute;mso-position-vertical-relative:text;mso-width-percent:0;mso-height-percent:200;mso-width-relative:margin;mso-height-relative:margin;v-text-anchor:top" o:gfxdata="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" filled="f" stroked="f">
+                <v:textbox style="mso-fit-shape-to-text:t">
+                  <w:txbxContent>
+                    <w:p>
+                      <w:r>
+                        <w:rPr>
+                          <w:rFonts w:ascii="Times New Roman" w:hAnsi="Times New Roman" w:cs="Times New Roman"/>
+                          <w:b/>
+                          <w:bCs/>
+                          <w:sz w:val="32"/>
+                          <w:szCs w:val="32"/>
+                        </w:rPr>
+                        <w:t>D-</w:t>
+                      </w:r>
+                      <w:r>
+                        <w:rPr>
+                          <w:rFonts w:ascii="Times New Roman" w:hAnsi="Times New Roman" w:cs="Times New Roman"/>
+                          <w:b/>
+                          <w:bCs/>
+                          <w:sz w:val="32"/>
+                          <w:szCs w:val="32"/>
+                        </w:rPr>
+                        <w:t>16</w:t>
+                      </w:r>
+                    </w:p>
+                  </w:txbxContent>
+                </v:textbox>
+              </v:shape>
+            </w:pict>
+          </mc:Fallback>
+        </mc:AlternateContent>
+      </w:r>
       <w:r>
         <w:rPr>
           <w:rFonts w:ascii="Preeti" w:hAnsi="Preeti"/>
@@ -81,7 +209,6 @@
           </wp:anchor>
         </w:drawing>
       </w:r>
-      <w:proofErr w:type="spellStart"/>
       <w:r>
         <w:rPr>
           <w:rFonts w:ascii="Preeti" w:hAnsi="Preeti"/>
@@ -90,77 +217,8 @@
           <w:sz w:val="40"/>
           <w:szCs w:val="40"/>
         </w:rPr>
-        <w:t>u|</w:t>
-      </w:r>
-      <w:proofErr w:type="gramStart"/>
-      <w:r>
-        <w:rPr>
-          <w:rFonts w:ascii="Preeti" w:hAnsi="Preeti"/>
-          <w:b/>
-          <w:bCs/>
-          <w:sz w:val="40"/>
-          <w:szCs w:val="40"/>
-        </w:rPr>
-        <w:t>Lg</w:t>
-      </w:r>
-      <w:proofErr w:type="spellEnd"/>
-      <w:r>
-        <w:rPr>
-          <w:rFonts w:ascii="Preeti" w:hAnsi="Preeti"/>
-          <w:b/>
-          <w:bCs/>
-          <w:sz w:val="40"/>
-          <w:szCs w:val="40"/>
-        </w:rPr>
-        <w:t xml:space="preserve"> ;f];fO</w:t>
-      </w:r>
-      <w:proofErr w:type="gramEnd"/>
-      <w:r>
-        <w:rPr>
-          <w:rFonts w:ascii="Preeti" w:hAnsi="Preeti"/>
-          <w:b/>
-          <w:bCs/>
-          <w:sz w:val="40"/>
-          <w:szCs w:val="40"/>
-        </w:rPr>
-        <w:t xml:space="preserve">6L </w:t>
-      </w:r>
-      <w:proofErr w:type="spellStart"/>
-      <w:proofErr w:type="gramStart"/>
-      <w:r>
-        <w:rPr>
-          <w:rFonts w:ascii="Preeti" w:hAnsi="Preeti"/>
-          <w:b/>
-          <w:bCs/>
-          <w:sz w:val="40"/>
-          <w:szCs w:val="40"/>
-        </w:rPr>
-        <w:t>klAns</w:t>
-      </w:r>
-      <w:proofErr w:type="spellEnd"/>
-      <w:r>
-        <w:rPr>
-          <w:rFonts w:ascii="Preeti" w:hAnsi="Preeti"/>
-          <w:b/>
-          <w:bCs/>
-          <w:sz w:val="40"/>
-          <w:szCs w:val="40"/>
-        </w:rPr>
-        <w:t xml:space="preserve"> :</w:t>
-      </w:r>
-      <w:proofErr w:type="spellStart"/>
-      <w:r>
-        <w:rPr>
-          <w:rFonts w:ascii="Preeti" w:hAnsi="Preeti"/>
-          <w:b/>
-          <w:bCs/>
-          <w:sz w:val="40"/>
-          <w:szCs w:val="40"/>
-        </w:rPr>
-        <w:t>s'n</w:t>
-      </w:r>
-      <w:proofErr w:type="spellEnd"/>
-      <w:proofErr w:type="gramEnd"/>
+        <w:t>u|Lg ;f];fO6L klAns :s'n</w:t>
+      </w:r>
     </w:p>
     <w:p>
       <w:pPr>
@@ -177,79 +235,8 @@
           <w:sz w:val="28"/>
           <w:szCs w:val="28"/>
         </w:rPr>
-        <w:t>/</w:t>
-      </w:r>
-      <w:proofErr w:type="spellStart"/>
-      <w:r>
-        <w:rPr>
-          <w:rFonts w:ascii="Preeti" w:hAnsi="Preeti"/>
-          <w:b/>
-          <w:sz w:val="28"/>
-          <w:szCs w:val="28"/>
-        </w:rPr>
-        <w:t>Tggu</w:t>
-      </w:r>
-      <w:proofErr w:type="spellEnd"/>
-      <w:r>
-        <w:rPr>
-          <w:rFonts w:ascii="Preeti" w:hAnsi="Preeti"/>
-          <w:b/>
-          <w:sz w:val="28"/>
-          <w:szCs w:val="28"/>
-        </w:rPr>
-        <w:t>/–&amp;</w:t>
-      </w:r>
-      <w:proofErr w:type="gramStart"/>
-      <w:r>
-        <w:rPr>
-          <w:rFonts w:ascii="Preeti" w:hAnsi="Preeti"/>
-          <w:b/>
-          <w:sz w:val="28"/>
-          <w:szCs w:val="28"/>
-        </w:rPr>
-        <w:t>, ;f</w:t>
-      </w:r>
-      <w:proofErr w:type="gramEnd"/>
-      <w:r>
-        <w:rPr>
-          <w:rFonts w:ascii="Preeti" w:hAnsi="Preeti"/>
-          <w:b/>
-          <w:sz w:val="28"/>
-          <w:szCs w:val="28"/>
-        </w:rPr>
-        <w:t>}/</w:t>
-      </w:r>
-      <w:proofErr w:type="spellStart"/>
-      <w:r>
-        <w:rPr>
-          <w:rFonts w:ascii="Preeti" w:hAnsi="Preeti"/>
-          <w:b/>
-          <w:sz w:val="28"/>
-          <w:szCs w:val="28"/>
-        </w:rPr>
-        <w:t>fxf</w:t>
-      </w:r>
-      <w:proofErr w:type="spellEnd"/>
-      <w:r>
-        <w:rPr>
-          <w:rFonts w:ascii="Preeti" w:hAnsi="Preeti"/>
-          <w:b/>
-          <w:sz w:val="28"/>
-          <w:szCs w:val="28"/>
-        </w:rPr>
-        <w:t xml:space="preserve"> </w:t>
-      </w:r>
-      <w:proofErr w:type="spellStart"/>
-      <w:r>
-        <w:rPr>
-          <w:rFonts w:ascii="Preeti" w:hAnsi="Preeti"/>
-          <w:b/>
-          <w:sz w:val="28"/>
-          <w:szCs w:val="28"/>
-        </w:rPr>
-        <w:t>lrtjg</w:t>
-      </w:r>
-      <w:proofErr w:type="spellEnd"/>
+        <w:t>/Tggu/–&amp;, ;f}/fxf lrtjg</w:t>
+      </w:r>
     </w:p>
     <w:p>
       <w:pPr>
@@ -259,8 +246,6 @@
         <w:spacing w:after="0" w:line="240" w:lineRule="auto"/>
         <w:jc w:val="center"/>
       </w:pPr>
-      <w:proofErr w:type="spellStart"/>
-      <w:proofErr w:type="gramStart"/>
       <w:r>
         <w:rPr>
           <w:rFonts w:ascii="Preeti" w:hAnsi="Preeti"/>
@@ -269,29 +254,7 @@
           <w:szCs w:val="36"/>
           <w:u w:val="single"/>
         </w:rPr>
-        <w:t>jflif</w:t>
-      </w:r>
-      <w:proofErr w:type="spellEnd"/>
-      <w:r>
-        <w:rPr>
-          <w:rFonts w:ascii="Preeti" w:hAnsi="Preeti"/>
-          <w:b/>
-          <w:sz w:val="36"/>
-          <w:szCs w:val="36"/>
-          <w:u w:val="single"/>
-        </w:rPr>
-        <w:t>{</w:t>
-      </w:r>
-      <w:proofErr w:type="gramEnd"/>
-      <w:r>
-        <w:rPr>
-          <w:rFonts w:ascii="Preeti" w:hAnsi="Preeti"/>
-          <w:b/>
-          <w:sz w:val="36"/>
-          <w:szCs w:val="36"/>
-          <w:u w:val="single"/>
-        </w:rPr>
-        <w:t>s</w:t>
+        <w:t>jflif{s</w:t>
       </w:r>
       <w:r>
         <w:rPr>
@@ -354,7 +317,6 @@
           <w:lang w:eastAsia="zh-CN" w:bidi="hi-IN"/>
         </w:rPr>
       </w:pPr>
-      <w:proofErr w:type="spellStart"/>
       <w:r>
         <w:rPr>
           <w:rFonts w:ascii="Preeti" w:hAnsi="Preeti"/>
@@ -362,9 +324,8 @@
           <w:bCs/>
           <w:sz w:val="36"/>
         </w:rPr>
-        <w:t>sIff</w:t>
-      </w:r>
-      <w:proofErr w:type="spellEnd"/>
+        <w:t>sIff M–</w:t>
+      </w:r>
       <w:r>
         <w:rPr>
           <w:rFonts w:ascii="Preeti" w:hAnsi="Preeti"/>
@@ -372,36 +333,7 @@
           <w:bCs/>
           <w:sz w:val="36"/>
         </w:rPr>
-        <w:t xml:space="preserve"> M–</w:t>
-      </w:r>
-      <w:r>
-        <w:rPr>
-          <w:rFonts w:ascii="Preeti" w:hAnsi="Preeti"/>
-          <w:b/>
-          <w:bCs/>
-          <w:sz w:val="36"/>
-        </w:rPr>
-        <w:t xml:space="preserve"> </w:t>
-      </w:r>
-      <w:proofErr w:type="gramStart"/>
-      <w:r>
-        <w:rPr>
-          <w:rFonts w:ascii="Preeti" w:hAnsi="Preeti"/>
-          <w:b/>
-          <w:bCs/>
-          <w:sz w:val="36"/>
-        </w:rPr>
-        <w:t>g;{</w:t>
-      </w:r>
-      <w:proofErr w:type="gramEnd"/>
-      <w:r>
-        <w:rPr>
-          <w:rFonts w:ascii="Preeti" w:hAnsi="Preeti"/>
-          <w:b/>
-          <w:bCs/>
-          <w:sz w:val="36"/>
-        </w:rPr>
-        <w:t>/L</w:t>
+        <w:t xml:space="preserve"> g;{/L</w:t>
       </w:r>
       <w:r>
         <w:rPr>
@@ -461,7 +393,6 @@
         </w:rPr>
         <w:t xml:space="preserve">समय </w:t>
       </w:r>
-      <w:proofErr w:type="gramStart"/>
       <w:r>
         <w:rPr>
           <w:rFonts w:ascii="Preeti" w:hAnsi="Preeti"/>
@@ -490,17 +421,7 @@
           <w:bCs/>
           <w:lang w:eastAsia="zh-CN" w:bidi="hi-IN"/>
         </w:rPr>
-        <w:t>@</w:t>
-      </w:r>
-      <w:proofErr w:type="gramEnd"/>
-      <w:r>
-        <w:rPr>
-          <w:rFonts w:ascii="Preeti" w:hAnsi="Preeti"/>
-          <w:b/>
-          <w:bCs/>
-          <w:lang w:eastAsia="zh-CN" w:bidi="hi-IN"/>
-        </w:rPr>
-        <w:t xml:space="preserve"> </w:t>
+        <w:t xml:space="preserve">@ </w:t>
       </w:r>
       <w:r>
         <w:rPr>
@@ -587,66 +508,30 @@
           <w:sz w:val="32"/>
           <w:szCs w:val="32"/>
         </w:rPr>
-        <w:t>k"0</w:t>
-      </w:r>
-      <w:proofErr w:type="gramStart"/>
-      <w:r>
-        <w:rPr>
-          <w:rFonts w:ascii="Preeti" w:hAnsi="Preeti"/>
+        <w:t>k"0f{f</w:t>
+      </w:r>
+      <w:r>
+        <w:rPr>
+          <w:rFonts w:ascii="Preeti" w:hAnsi="Preeti" w:cs="Times New Roman"/>
           <w:b/>
           <w:bCs/>
           <w:sz w:val="32"/>
           <w:szCs w:val="32"/>
-        </w:rPr>
-        <w:t>f{</w:t>
-      </w:r>
-      <w:proofErr w:type="spellStart"/>
-      <w:proofErr w:type="gramEnd"/>
-      <w:r>
-        <w:rPr>
-          <w:rFonts w:ascii="Preeti" w:hAnsi="Preeti"/>
+          <w:lang w:eastAsia="zh-CN"/>
+        </w:rPr>
+        <w:t>ÍM–</w:t>
+      </w:r>
+      <w:r>
+        <w:rPr>
+          <w:rFonts w:ascii="Preeti" w:hAnsi="Preeti" w:cs="Times New Roman"/>
           <w:b/>
           <w:bCs/>
           <w:sz w:val="32"/>
           <w:szCs w:val="32"/>
-        </w:rPr>
-        <w:t>f</w:t>
-      </w:r>
-      <w:r>
-        <w:rPr>
-          <w:rFonts w:ascii="Preeti" w:hAnsi="Preeti" w:cs="Times New Roman"/>
-          <w:b/>
-          <w:bCs/>
-          <w:sz w:val="32"/>
-          <w:szCs w:val="32"/>
           <w:lang w:eastAsia="zh-CN"/>
         </w:rPr>
-        <w:t>ÍM</w:t>
-      </w:r>
-      <w:proofErr w:type="spellEnd"/>
-      <w:r>
-        <w:rPr>
-          <w:rFonts w:ascii="Preeti" w:hAnsi="Preeti" w:cs="Times New Roman"/>
-          <w:b/>
-          <w:bCs/>
-          <w:sz w:val="32"/>
-          <w:szCs w:val="32"/>
-          <w:lang w:eastAsia="zh-CN"/>
-        </w:rPr>
-        <w:t>–</w:t>
-      </w:r>
-      <w:r>
-        <w:rPr>
-          <w:rFonts w:ascii="Preeti" w:hAnsi="Preeti" w:cs="Times New Roman"/>
-          <w:b/>
-          <w:bCs/>
-          <w:sz w:val="32"/>
-          <w:szCs w:val="32"/>
-          <w:lang w:eastAsia="zh-CN"/>
-        </w:rPr>
         <w:t xml:space="preserve"> </w:t>
       </w:r>
-      <w:proofErr w:type="gramStart"/>
       <w:r>
         <w:rPr>
           <w:rFonts w:ascii="Preeti" w:hAnsi="Preeti"/>
@@ -666,20 +551,8 @@
           <w:szCs w:val="24"/>
           <w:lang w:eastAsia="zh-CN" w:bidi="hi-IN"/>
         </w:rPr>
-        <w:t xml:space="preserve">   </w:t>
-      </w:r>
-      <w:proofErr w:type="gramEnd"/>
-      <w:r>
-        <w:rPr>
-          <w:rFonts w:ascii="Preeti" w:hAnsi="Preeti"/>
-          <w:bCs/>
-          <w:sz w:val="24"/>
-          <w:szCs w:val="24"/>
-          <w:lang w:eastAsia="zh-CN" w:bidi="hi-IN"/>
-        </w:rPr>
-        <w:t xml:space="preserve">      </w:t>
-      </w:r>
-      <w:proofErr w:type="spellStart"/>
+        <w:t xml:space="preserve">         </w:t>
+      </w:r>
       <w:r>
         <w:rPr>
           <w:rFonts w:ascii="Preeti" w:hAnsi="Preeti" w:cs="Times New Roman"/>
@@ -688,9 +561,18 @@
           <w:szCs w:val="36"/>
           <w:lang w:eastAsia="zh-CN"/>
         </w:rPr>
-        <w:t>ljifoM</w:t>
-      </w:r>
-      <w:proofErr w:type="spellEnd"/>
+        <w:t>ljifoM–</w:t>
+      </w:r>
+      <w:r>
+        <w:rPr>
+          <w:rFonts w:ascii="Preeti" w:hAnsi="Preeti" w:cs="Times New Roman"/>
+          <w:b/>
+          <w:sz w:val="32"/>
+          <w:szCs w:val="32"/>
+          <w:lang w:eastAsia="zh-CN"/>
+        </w:rPr>
+        <w:t xml:space="preserve"> </w:t>
+      </w:r>
       <w:r>
         <w:rPr>
           <w:rFonts w:ascii="Preeti" w:hAnsi="Preeti" w:cs="Times New Roman"/>
@@ -699,48 +581,14 @@
           <w:szCs w:val="36"/>
           <w:lang w:eastAsia="zh-CN"/>
         </w:rPr>
-        <w:t>–</w:t>
-      </w:r>
-      <w:r>
-        <w:rPr>
-          <w:rFonts w:ascii="Preeti" w:hAnsi="Preeti" w:cs="Times New Roman"/>
-          <w:b/>
-          <w:sz w:val="32"/>
-          <w:szCs w:val="32"/>
-          <w:lang w:eastAsia="zh-CN"/>
-        </w:rPr>
-        <w:t xml:space="preserve"> </w:t>
-      </w:r>
-      <w:proofErr w:type="gramStart"/>
-      <w:r>
-        <w:rPr>
-          <w:rFonts w:ascii="Preeti" w:hAnsi="Preeti" w:cs="Times New Roman"/>
+        <w:t>g]kfnL</w:t>
+      </w:r>
+      <w:r>
+        <w:rPr>
+          <w:rFonts w:ascii="Preeti" w:hAnsi="Preeti"/>
           <w:b/>
           <w:sz w:val="36"/>
           <w:szCs w:val="36"/>
-          <w:lang w:eastAsia="zh-CN"/>
-        </w:rPr>
-        <w:t>g]</w:t>
-      </w:r>
-      <w:proofErr w:type="spellStart"/>
-      <w:r>
-        <w:rPr>
-          <w:rFonts w:ascii="Preeti" w:hAnsi="Preeti" w:cs="Times New Roman"/>
-          <w:b/>
-          <w:sz w:val="36"/>
-          <w:szCs w:val="36"/>
-          <w:lang w:eastAsia="zh-CN"/>
-        </w:rPr>
-        <w:t>kfnL</w:t>
-      </w:r>
-      <w:proofErr w:type="spellEnd"/>
-      <w:proofErr w:type="gramEnd"/>
-      <w:r>
-        <w:rPr>
-          <w:rFonts w:ascii="Preeti" w:hAnsi="Preeti"/>
-          <w:b/>
-          <w:sz w:val="36"/>
-          <w:szCs w:val="36"/>
         </w:rPr>
         <w:t xml:space="preserve"> </w:t>
       </w:r>
@@ -752,32 +600,8 @@
           <w:sz w:val="32"/>
           <w:szCs w:val="32"/>
         </w:rPr>
-        <w:t>-</w:t>
-      </w:r>
-      <w:proofErr w:type="spellStart"/>
-      <w:proofErr w:type="gramStart"/>
-      <w:r>
-        <w:rPr>
-          <w:rFonts w:ascii="Preeti" w:hAnsi="Preeti"/>
-          <w:b/>
-          <w:bCs/>
-          <w:sz w:val="32"/>
-          <w:szCs w:val="32"/>
-        </w:rPr>
-        <w:t>df</w:t>
-      </w:r>
-      <w:proofErr w:type="spellEnd"/>
-      <w:r>
-        <w:rPr>
-          <w:rFonts w:ascii="Preeti" w:hAnsi="Preeti"/>
-          <w:b/>
-          <w:bCs/>
-          <w:sz w:val="32"/>
-          <w:szCs w:val="32"/>
-        </w:rPr>
-        <w:t>}_</w:t>
-      </w:r>
-      <w:proofErr w:type="gramEnd"/>
+        <w:t>-df}_</w:t>
+      </w:r>
     </w:p>
     <w:p>
       <w:pPr>
@@ -790,7 +614,6 @@
           <w:szCs w:val="32"/>
         </w:rPr>
       </w:pPr>
-      <w:proofErr w:type="spellStart"/>
       <w:r>
         <w:rPr>
           <w:rFonts w:ascii="Preeti" w:hAnsi="Preeti"/>
@@ -799,50 +622,27 @@
           <w:sz w:val="32"/>
           <w:szCs w:val="32"/>
         </w:rPr>
-        <w:t>gd:t</w:t>
-      </w:r>
-      <w:proofErr w:type="spellEnd"/>
-      <w:r>
-        <w:rPr>
-          <w:rFonts w:ascii="Preeti" w:hAnsi="Preeti"/>
+        <w:t xml:space="preserve">gd:t] </w:t>
+      </w:r>
+      <w:r>
+        <w:rPr>
+          <w:rFonts w:ascii="Cambria" w:hAnsi="Cambria" w:cs="Cambria"/>
           <w:b/>
           <w:bCs/>
           <w:sz w:val="32"/>
           <w:szCs w:val="32"/>
         </w:rPr>
-        <w:t xml:space="preserve">] </w:t>
-      </w:r>
-      <w:proofErr w:type="gramStart"/>
-      <w:r>
-        <w:rPr>
-          <w:rFonts w:ascii="Cambria" w:hAnsi="Cambria" w:cs="Cambria"/>
+        <w:t>¤</w:t>
+      </w:r>
+      <w:r>
+        <w:rPr>
+          <w:rFonts w:ascii="Preeti" w:hAnsi="Preeti"/>
           <w:b/>
           <w:bCs/>
           <w:sz w:val="32"/>
           <w:szCs w:val="32"/>
         </w:rPr>
-        <w:t>¤</w:t>
-      </w:r>
-      <w:r>
-        <w:rPr>
-          <w:rFonts w:ascii="Preeti" w:hAnsi="Preeti"/>
-          <w:b/>
-          <w:bCs/>
-          <w:sz w:val="32"/>
-          <w:szCs w:val="32"/>
-        </w:rPr>
-        <w:t xml:space="preserve"> ;Gr</w:t>
-      </w:r>
-      <w:proofErr w:type="gramEnd"/>
-      <w:r>
-        <w:rPr>
-          <w:rFonts w:ascii="Preeti" w:hAnsi="Preeti"/>
-          <w:b/>
-          <w:bCs/>
-          <w:sz w:val="32"/>
-          <w:szCs w:val="32"/>
-        </w:rPr>
-        <w:t>} x'g'x'G5 &lt;</w:t>
+        <w:t xml:space="preserve"> ;Gr} x'g'x'G5 &lt;</w:t>
       </w:r>
     </w:p>
     <w:p>
@@ -853,77 +653,13 @@
           <w:szCs w:val="32"/>
         </w:rPr>
       </w:pPr>
-      <w:proofErr w:type="gramStart"/>
-      <w:r>
-        <w:rPr>
-          <w:rFonts w:ascii="Preeti" w:hAnsi="Preeti"/>
-          <w:sz w:val="32"/>
-          <w:szCs w:val="32"/>
-        </w:rPr>
-        <w:t>!=</w:t>
-      </w:r>
-      <w:proofErr w:type="gramEnd"/>
-      <w:r>
-        <w:rPr>
-          <w:rFonts w:ascii="Preeti" w:hAnsi="Preeti"/>
-          <w:sz w:val="32"/>
-          <w:szCs w:val="32"/>
-        </w:rPr>
-        <w:t xml:space="preserve"> </w:t>
-      </w:r>
-      <w:proofErr w:type="spellStart"/>
-      <w:r>
-        <w:rPr>
-          <w:rFonts w:ascii="Preeti" w:hAnsi="Preeti"/>
-          <w:sz w:val="32"/>
-          <w:szCs w:val="32"/>
-        </w:rPr>
-        <w:t>tkfO</w:t>
-      </w:r>
-      <w:proofErr w:type="spellEnd"/>
-      <w:r>
-        <w:rPr>
-          <w:rFonts w:ascii="Preeti" w:hAnsi="Preeti"/>
-          <w:sz w:val="32"/>
-          <w:szCs w:val="32"/>
-        </w:rPr>
-        <w:t xml:space="preserve">{+sf] </w:t>
-      </w:r>
-      <w:proofErr w:type="spellStart"/>
-      <w:r>
-        <w:rPr>
-          <w:rFonts w:ascii="Preeti" w:hAnsi="Preeti"/>
-          <w:sz w:val="32"/>
-          <w:szCs w:val="32"/>
-        </w:rPr>
-        <w:t>gfd</w:t>
-      </w:r>
-      <w:proofErr w:type="spellEnd"/>
-      <w:r>
-        <w:rPr>
-          <w:rFonts w:ascii="Preeti" w:hAnsi="Preeti"/>
-          <w:sz w:val="32"/>
-          <w:szCs w:val="32"/>
-        </w:rPr>
-        <w:t xml:space="preserve"> s] </w:t>
-      </w:r>
-      <w:proofErr w:type="spellStart"/>
-      <w:r>
-        <w:rPr>
-          <w:rFonts w:ascii="Preeti" w:hAnsi="Preeti"/>
-          <w:sz w:val="32"/>
-          <w:szCs w:val="32"/>
-        </w:rPr>
-        <w:t>xf</w:t>
-      </w:r>
-      <w:proofErr w:type="spellEnd"/>
-      <w:r>
-        <w:rPr>
-          <w:rFonts w:ascii="Preeti" w:hAnsi="Preeti"/>
-          <w:sz w:val="32"/>
-          <w:szCs w:val="32"/>
-        </w:rPr>
-        <w:t>] &lt;</w:t>
+      <w:r>
+        <w:rPr>
+          <w:rFonts w:ascii="Preeti" w:hAnsi="Preeti"/>
+          <w:sz w:val="32"/>
+          <w:szCs w:val="32"/>
+        </w:rPr>
+        <w:t>!= tkfO{+sf] gfd s] xf] &lt;</w:t>
       </w:r>
       <w:r>
         <w:rPr>
@@ -1021,107 +757,7 @@
           <w:sz w:val="32"/>
           <w:szCs w:val="32"/>
         </w:rPr>
-        <w:t xml:space="preserve">@= </w:t>
-      </w:r>
-      <w:proofErr w:type="spellStart"/>
-      <w:proofErr w:type="gramStart"/>
-      <w:r>
-        <w:rPr>
-          <w:rFonts w:ascii="Preeti" w:hAnsi="Preeti"/>
-          <w:sz w:val="32"/>
-          <w:szCs w:val="32"/>
-        </w:rPr>
-        <w:t>tkfO</w:t>
-      </w:r>
-      <w:proofErr w:type="spellEnd"/>
-      <w:r>
-        <w:rPr>
-          <w:rFonts w:ascii="Preeti" w:hAnsi="Preeti"/>
-          <w:sz w:val="32"/>
-          <w:szCs w:val="32"/>
-        </w:rPr>
-        <w:t>{</w:t>
-      </w:r>
-      <w:proofErr w:type="gramEnd"/>
-      <w:r>
-        <w:rPr>
-          <w:rFonts w:ascii="Preeti" w:hAnsi="Preeti"/>
-          <w:sz w:val="32"/>
-          <w:szCs w:val="32"/>
-        </w:rPr>
-        <w:t xml:space="preserve">+ </w:t>
-      </w:r>
-      <w:proofErr w:type="spellStart"/>
-      <w:r>
-        <w:rPr>
-          <w:rFonts w:ascii="Preeti" w:hAnsi="Preeti"/>
-          <w:sz w:val="32"/>
-          <w:szCs w:val="32"/>
-        </w:rPr>
-        <w:t>slt</w:t>
-      </w:r>
-      <w:proofErr w:type="spellEnd"/>
-      <w:r>
-        <w:rPr>
-          <w:rFonts w:ascii="Preeti" w:hAnsi="Preeti"/>
-          <w:sz w:val="32"/>
-          <w:szCs w:val="32"/>
-        </w:rPr>
-        <w:t xml:space="preserve"> </w:t>
-      </w:r>
-      <w:proofErr w:type="spellStart"/>
-      <w:r>
-        <w:rPr>
-          <w:rFonts w:ascii="Preeti" w:hAnsi="Preeti"/>
-          <w:sz w:val="32"/>
-          <w:szCs w:val="32"/>
-        </w:rPr>
-        <w:t>jif</w:t>
-      </w:r>
-      <w:proofErr w:type="spellEnd"/>
-      <w:r>
-        <w:rPr>
-          <w:rFonts w:ascii="Preeti" w:hAnsi="Preeti"/>
-          <w:sz w:val="32"/>
-          <w:szCs w:val="32"/>
-        </w:rPr>
-        <w:t xml:space="preserve">{sf] </w:t>
-      </w:r>
-      <w:proofErr w:type="spellStart"/>
-      <w:r>
-        <w:rPr>
-          <w:rFonts w:ascii="Preeti" w:hAnsi="Preeti"/>
-          <w:sz w:val="32"/>
-          <w:szCs w:val="32"/>
-        </w:rPr>
-        <w:t>x'g</w:t>
-      </w:r>
-      <w:proofErr w:type="spellEnd"/>
-      <w:r>
-        <w:rPr>
-          <w:rFonts w:ascii="Preeti" w:hAnsi="Preeti"/>
-          <w:sz w:val="32"/>
-          <w:szCs w:val="32"/>
-        </w:rPr>
-        <w:t xml:space="preserve">' </w:t>
-      </w:r>
-      <w:proofErr w:type="spellStart"/>
-      <w:r>
-        <w:rPr>
-          <w:rFonts w:ascii="Preeti" w:hAnsi="Preeti"/>
-          <w:sz w:val="32"/>
-          <w:szCs w:val="32"/>
-        </w:rPr>
-        <w:t>eof</w:t>
-      </w:r>
-      <w:proofErr w:type="spellEnd"/>
-      <w:r>
-        <w:rPr>
-          <w:rFonts w:ascii="Preeti" w:hAnsi="Preeti"/>
-          <w:sz w:val="32"/>
-          <w:szCs w:val="32"/>
-        </w:rPr>
-        <w:t>] &lt;</w:t>
+        <w:t>@= tkfO{+ slt jif{sf] x'g' eof] &lt;</w:t>
       </w:r>
       <w:r>
         <w:rPr>
@@ -1211,97 +847,7 @@
           <w:sz w:val="32"/>
           <w:szCs w:val="32"/>
         </w:rPr>
-        <w:t xml:space="preserve">#= </w:t>
-      </w:r>
-      <w:proofErr w:type="spellStart"/>
-      <w:r>
-        <w:rPr>
-          <w:rFonts w:ascii="Preeti" w:hAnsi="Preeti"/>
-          <w:sz w:val="32"/>
-          <w:szCs w:val="32"/>
-        </w:rPr>
-        <w:t>tkfO</w:t>
-      </w:r>
-      <w:proofErr w:type="spellEnd"/>
-      <w:r>
-        <w:rPr>
-          <w:rFonts w:ascii="Preeti" w:hAnsi="Preeti"/>
-          <w:sz w:val="32"/>
-          <w:szCs w:val="32"/>
-        </w:rPr>
-        <w:t xml:space="preserve">{+sf] </w:t>
-      </w:r>
-      <w:proofErr w:type="spellStart"/>
-      <w:r>
-        <w:rPr>
-          <w:rFonts w:ascii="Preeti" w:hAnsi="Preeti"/>
-          <w:sz w:val="32"/>
-          <w:szCs w:val="32"/>
-        </w:rPr>
-        <w:t>sIff</w:t>
-      </w:r>
-      <w:proofErr w:type="spellEnd"/>
-      <w:r>
-        <w:rPr>
-          <w:rFonts w:ascii="Preeti" w:hAnsi="Preeti"/>
-          <w:sz w:val="32"/>
-          <w:szCs w:val="32"/>
-        </w:rPr>
-        <w:t xml:space="preserve"> </w:t>
-      </w:r>
-      <w:proofErr w:type="spellStart"/>
-      <w:r>
-        <w:rPr>
-          <w:rFonts w:ascii="Preeti" w:hAnsi="Preeti"/>
-          <w:sz w:val="32"/>
-          <w:szCs w:val="32"/>
-        </w:rPr>
-        <w:t>lzIfssf</w:t>
-      </w:r>
-      <w:proofErr w:type="spellEnd"/>
-      <w:r>
-        <w:rPr>
-          <w:rFonts w:ascii="Preeti" w:hAnsi="Preeti"/>
-          <w:sz w:val="32"/>
-          <w:szCs w:val="32"/>
-        </w:rPr>
-        <w:t xml:space="preserve">] </w:t>
-      </w:r>
-      <w:proofErr w:type="spellStart"/>
-      <w:r>
-        <w:rPr>
-          <w:rFonts w:ascii="Preeti" w:hAnsi="Preeti"/>
-          <w:sz w:val="32"/>
-          <w:szCs w:val="32"/>
-        </w:rPr>
-        <w:t>gfd</w:t>
-      </w:r>
-      <w:proofErr w:type="spellEnd"/>
-      <w:r>
-        <w:rPr>
-          <w:rFonts w:ascii="Preeti" w:hAnsi="Preeti"/>
-          <w:sz w:val="32"/>
-          <w:szCs w:val="32"/>
-        </w:rPr>
-        <w:t xml:space="preserve"> s] </w:t>
-      </w:r>
-      <w:proofErr w:type="spellStart"/>
-      <w:r>
-        <w:rPr>
-          <w:rFonts w:ascii="Preeti" w:hAnsi="Preeti"/>
-          <w:sz w:val="32"/>
-          <w:szCs w:val="32"/>
-        </w:rPr>
-        <w:t>xf</w:t>
-      </w:r>
-      <w:proofErr w:type="spellEnd"/>
-      <w:r>
-        <w:rPr>
-          <w:rFonts w:ascii="Preeti" w:hAnsi="Preeti"/>
-          <w:sz w:val="32"/>
-          <w:szCs w:val="32"/>
-        </w:rPr>
-        <w:t>] &lt;</w:t>
+        <w:t>#= tkfO{+sf] sIff lzIfssf] gfd s] xf] &lt;</w:t>
       </w:r>
       <w:r>
         <w:rPr>
@@ -1383,79 +929,7 @@
           <w:sz w:val="32"/>
           <w:szCs w:val="32"/>
         </w:rPr>
-        <w:t xml:space="preserve">$= </w:t>
-      </w:r>
-      <w:proofErr w:type="spellStart"/>
-      <w:r>
-        <w:rPr>
-          <w:rFonts w:ascii="Preeti" w:hAnsi="Preeti"/>
-          <w:sz w:val="32"/>
-          <w:szCs w:val="32"/>
-        </w:rPr>
-        <w:t>tkfO</w:t>
-      </w:r>
-      <w:proofErr w:type="spellEnd"/>
-      <w:r>
-        <w:rPr>
-          <w:rFonts w:ascii="Preeti" w:hAnsi="Preeti"/>
-          <w:sz w:val="32"/>
-          <w:szCs w:val="32"/>
-        </w:rPr>
-        <w:t xml:space="preserve">{+sf] </w:t>
-      </w:r>
-      <w:proofErr w:type="spellStart"/>
-      <w:r>
-        <w:rPr>
-          <w:rFonts w:ascii="Preeti" w:hAnsi="Preeti"/>
-          <w:sz w:val="32"/>
-          <w:szCs w:val="32"/>
-        </w:rPr>
-        <w:t>k|wfgfWofkssf</w:t>
-      </w:r>
-      <w:proofErr w:type="spellEnd"/>
-      <w:r>
-        <w:rPr>
-          <w:rFonts w:ascii="Preeti" w:hAnsi="Preeti"/>
-          <w:sz w:val="32"/>
-          <w:szCs w:val="32"/>
-        </w:rPr>
-        <w:t xml:space="preserve">] </w:t>
-      </w:r>
-      <w:proofErr w:type="spellStart"/>
-      <w:r>
-        <w:rPr>
-          <w:rFonts w:ascii="Preeti" w:hAnsi="Preeti"/>
-          <w:sz w:val="32"/>
-          <w:szCs w:val="32"/>
-        </w:rPr>
-        <w:t>gfd</w:t>
-      </w:r>
-      <w:proofErr w:type="spellEnd"/>
-      <w:r>
-        <w:rPr>
-          <w:rFonts w:ascii="Preeti" w:hAnsi="Preeti"/>
-          <w:sz w:val="32"/>
-          <w:szCs w:val="32"/>
-        </w:rPr>
-        <w:t xml:space="preserve"> s] </w:t>
-      </w:r>
-      <w:proofErr w:type="spellStart"/>
-      <w:r>
-        <w:rPr>
-          <w:rFonts w:ascii="Preeti" w:hAnsi="Preeti"/>
-          <w:sz w:val="32"/>
-          <w:szCs w:val="32"/>
-        </w:rPr>
-        <w:t>xf</w:t>
-      </w:r>
-      <w:proofErr w:type="spellEnd"/>
-      <w:r>
-        <w:rPr>
-          <w:rFonts w:ascii="Preeti" w:hAnsi="Preeti"/>
-          <w:sz w:val="32"/>
-          <w:szCs w:val="32"/>
-        </w:rPr>
-        <w:t>] &lt;</w:t>
+        <w:t>$= tkfO{+sf] k|wfgfWofkssf] gfd s] xf] &lt;</w:t>
       </w:r>
       <w:r>
         <w:rPr>
@@ -1537,79 +1011,7 @@
           <w:sz w:val="32"/>
           <w:szCs w:val="32"/>
         </w:rPr>
-        <w:t xml:space="preserve">%= </w:t>
-      </w:r>
-      <w:proofErr w:type="spellStart"/>
-      <w:r>
-        <w:rPr>
-          <w:rFonts w:ascii="Preeti" w:hAnsi="Preeti"/>
-          <w:sz w:val="32"/>
-          <w:szCs w:val="32"/>
-        </w:rPr>
-        <w:t>xfd|f</w:t>
-      </w:r>
-      <w:proofErr w:type="spellEnd"/>
-      <w:r>
-        <w:rPr>
-          <w:rFonts w:ascii="Preeti" w:hAnsi="Preeti"/>
-          <w:sz w:val="32"/>
-          <w:szCs w:val="32"/>
-        </w:rPr>
-        <w:t xml:space="preserve">] /fli6«o </w:t>
-      </w:r>
-      <w:proofErr w:type="spellStart"/>
-      <w:r>
-        <w:rPr>
-          <w:rFonts w:ascii="Preeti" w:hAnsi="Preeti"/>
-          <w:sz w:val="32"/>
-          <w:szCs w:val="32"/>
-        </w:rPr>
-        <w:t>hgfj</w:t>
-      </w:r>
-      <w:proofErr w:type="spellEnd"/>
-      <w:r>
-        <w:rPr>
-          <w:rFonts w:ascii="Preeti" w:hAnsi="Preeti"/>
-          <w:sz w:val="32"/>
-          <w:szCs w:val="32"/>
-        </w:rPr>
-        <w:t xml:space="preserve">/sf] </w:t>
-      </w:r>
-      <w:proofErr w:type="spellStart"/>
-      <w:r>
-        <w:rPr>
-          <w:rFonts w:ascii="Preeti" w:hAnsi="Preeti"/>
-          <w:sz w:val="32"/>
-          <w:szCs w:val="32"/>
-        </w:rPr>
-        <w:t>gfd</w:t>
-      </w:r>
-      <w:proofErr w:type="spellEnd"/>
-      <w:r>
-        <w:rPr>
-          <w:rFonts w:ascii="Preeti" w:hAnsi="Preeti"/>
-          <w:sz w:val="32"/>
-          <w:szCs w:val="32"/>
-        </w:rPr>
-        <w:t xml:space="preserve"> s] </w:t>
-      </w:r>
-      <w:proofErr w:type="spellStart"/>
-      <w:r>
-        <w:rPr>
-          <w:rFonts w:ascii="Preeti" w:hAnsi="Preeti"/>
-          <w:sz w:val="32"/>
-          <w:szCs w:val="32"/>
-        </w:rPr>
-        <w:t>xf</w:t>
-      </w:r>
-      <w:proofErr w:type="spellEnd"/>
-      <w:r>
-        <w:rPr>
-          <w:rFonts w:ascii="Preeti" w:hAnsi="Preeti"/>
-          <w:sz w:val="32"/>
-          <w:szCs w:val="32"/>
-        </w:rPr>
-        <w:t>] &lt;</w:t>
+        <w:t>%= xfd|f] /fli6«o hgfj/sf] gfd s] xf] &lt;</w:t>
       </w:r>
       <w:r>
         <w:rPr>
@@ -1691,127 +1093,7 @@
           <w:sz w:val="32"/>
           <w:szCs w:val="32"/>
         </w:rPr>
-        <w:t xml:space="preserve">^= </w:t>
-      </w:r>
-      <w:proofErr w:type="spellStart"/>
-      <w:proofErr w:type="gramStart"/>
-      <w:r>
-        <w:rPr>
-          <w:rFonts w:ascii="Preeti" w:hAnsi="Preeti"/>
-          <w:sz w:val="32"/>
-          <w:szCs w:val="32"/>
-        </w:rPr>
-        <w:t>tkfO</w:t>
-      </w:r>
-      <w:proofErr w:type="spellEnd"/>
-      <w:r>
-        <w:rPr>
-          <w:rFonts w:ascii="Preeti" w:hAnsi="Preeti"/>
-          <w:sz w:val="32"/>
-          <w:szCs w:val="32"/>
-        </w:rPr>
-        <w:t>{</w:t>
-      </w:r>
-      <w:proofErr w:type="gramEnd"/>
-      <w:r>
-        <w:rPr>
-          <w:rFonts w:ascii="Preeti" w:hAnsi="Preeti"/>
-          <w:sz w:val="32"/>
-          <w:szCs w:val="32"/>
-        </w:rPr>
-        <w:t>+</w:t>
-      </w:r>
-      <w:proofErr w:type="spellStart"/>
-      <w:proofErr w:type="gramStart"/>
-      <w:r>
-        <w:rPr>
-          <w:rFonts w:ascii="Preeti" w:hAnsi="Preeti"/>
-          <w:sz w:val="32"/>
-          <w:szCs w:val="32"/>
-        </w:rPr>
-        <w:t>nfO</w:t>
-      </w:r>
-      <w:proofErr w:type="spellEnd"/>
-      <w:r>
-        <w:rPr>
-          <w:rFonts w:ascii="Preeti" w:hAnsi="Preeti"/>
-          <w:sz w:val="32"/>
-          <w:szCs w:val="32"/>
-        </w:rPr>
-        <w:t xml:space="preserve">{ </w:t>
-      </w:r>
-      <w:proofErr w:type="spellStart"/>
-      <w:r>
-        <w:rPr>
-          <w:rFonts w:ascii="Preeti" w:hAnsi="Preeti"/>
-          <w:sz w:val="32"/>
-          <w:szCs w:val="32"/>
-        </w:rPr>
-        <w:t>dgkg</w:t>
-      </w:r>
-      <w:proofErr w:type="spellEnd"/>
-      <w:r>
-        <w:rPr>
-          <w:rFonts w:ascii="Preeti" w:hAnsi="Preeti"/>
-          <w:sz w:val="32"/>
-          <w:szCs w:val="32"/>
-        </w:rPr>
-        <w:t>]{ /</w:t>
-      </w:r>
-      <w:proofErr w:type="gramEnd"/>
-      <w:r>
-        <w:rPr>
-          <w:rFonts w:ascii="Preeti" w:hAnsi="Preeti"/>
-          <w:sz w:val="32"/>
-          <w:szCs w:val="32"/>
-        </w:rPr>
-        <w:t xml:space="preserve">ªsf] </w:t>
-      </w:r>
-      <w:proofErr w:type="spellStart"/>
-      <w:r>
-        <w:rPr>
-          <w:rFonts w:ascii="Preeti" w:hAnsi="Preeti"/>
-          <w:sz w:val="32"/>
-          <w:szCs w:val="32"/>
-        </w:rPr>
-        <w:t>gfd</w:t>
-      </w:r>
-      <w:proofErr w:type="spellEnd"/>
-      <w:r>
-        <w:rPr>
-          <w:rFonts w:ascii="Preeti" w:hAnsi="Preeti"/>
-          <w:sz w:val="32"/>
-          <w:szCs w:val="32"/>
-        </w:rPr>
-        <w:t xml:space="preserve"> </w:t>
-      </w:r>
-      <w:proofErr w:type="spellStart"/>
-      <w:r>
-        <w:rPr>
-          <w:rFonts w:ascii="Preeti" w:hAnsi="Preeti"/>
-          <w:sz w:val="32"/>
-          <w:szCs w:val="32"/>
-        </w:rPr>
-        <w:t>eGg'xf</w:t>
-      </w:r>
-      <w:proofErr w:type="spellEnd"/>
-      <w:proofErr w:type="gramStart"/>
-      <w:r>
-        <w:rPr>
-          <w:rFonts w:ascii="Preeti" w:hAnsi="Preeti"/>
-          <w:sz w:val="32"/>
-          <w:szCs w:val="32"/>
-        </w:rPr>
-        <w:t>];\</w:t>
-      </w:r>
-      <w:proofErr w:type="gramEnd"/>
-      <w:r>
-        <w:rPr>
-          <w:rFonts w:ascii="Preeti" w:hAnsi="Preeti"/>
-          <w:sz w:val="32"/>
-          <w:szCs w:val="32"/>
-        </w:rPr>
-        <w:t xml:space="preserve"> .</w:t>
+        <w:t>^= tkfO{+nfO{ dgkg]{ /ªsf] gfd eGg'xf];\ .</w:t>
       </w:r>
       <w:r>
         <w:rPr>
@@ -1893,71 +1175,7 @@
           <w:sz w:val="32"/>
           <w:szCs w:val="32"/>
         </w:rPr>
-        <w:t xml:space="preserve">&amp;= </w:t>
-      </w:r>
-      <w:proofErr w:type="spellStart"/>
-      <w:r>
-        <w:rPr>
-          <w:rFonts w:ascii="Preeti" w:hAnsi="Preeti"/>
-          <w:sz w:val="32"/>
-          <w:szCs w:val="32"/>
-        </w:rPr>
-        <w:t>tnsf</w:t>
-      </w:r>
-      <w:proofErr w:type="spellEnd"/>
-      <w:r>
-        <w:rPr>
-          <w:rFonts w:ascii="Preeti" w:hAnsi="Preeti"/>
-          <w:sz w:val="32"/>
-          <w:szCs w:val="32"/>
-        </w:rPr>
-        <w:t xml:space="preserve">] </w:t>
-      </w:r>
-      <w:proofErr w:type="spellStart"/>
-      <w:r>
-        <w:rPr>
-          <w:rFonts w:ascii="Preeti" w:hAnsi="Preeti"/>
-          <w:sz w:val="32"/>
-          <w:szCs w:val="32"/>
-        </w:rPr>
-        <w:t>cIf</w:t>
-      </w:r>
-      <w:proofErr w:type="spellEnd"/>
-      <w:r>
-        <w:rPr>
-          <w:rFonts w:ascii="Preeti" w:hAnsi="Preeti"/>
-          <w:sz w:val="32"/>
-          <w:szCs w:val="32"/>
-        </w:rPr>
-        <w:t xml:space="preserve">/x? </w:t>
-      </w:r>
-      <w:proofErr w:type="spellStart"/>
-      <w:r>
-        <w:rPr>
-          <w:rFonts w:ascii="Preeti" w:hAnsi="Preeti"/>
-          <w:sz w:val="32"/>
-          <w:szCs w:val="32"/>
-        </w:rPr>
-        <w:t>eGg'xf</w:t>
-      </w:r>
-      <w:proofErr w:type="spellEnd"/>
-      <w:proofErr w:type="gramStart"/>
-      <w:r>
-        <w:rPr>
-          <w:rFonts w:ascii="Preeti" w:hAnsi="Preeti"/>
-          <w:sz w:val="32"/>
-          <w:szCs w:val="32"/>
-        </w:rPr>
-        <w:t>];\</w:t>
-      </w:r>
-      <w:proofErr w:type="gramEnd"/>
-      <w:r>
-        <w:rPr>
-          <w:rFonts w:ascii="Preeti" w:hAnsi="Preeti"/>
-          <w:sz w:val="32"/>
-          <w:szCs w:val="32"/>
-        </w:rPr>
-        <w:t xml:space="preserve"> &lt;</w:t>
+        <w:t>&amp;= tnsf] cIf/x? eGg'xf];\ &lt;</w:t>
       </w:r>
       <w:r>
         <w:rPr>
@@ -2073,17 +1291,8 @@
           <w:szCs w:val="32"/>
         </w:rPr>
         <w:tab/>
-      </w:r>
-      <w:proofErr w:type="spellStart"/>
-      <w:r>
-        <w:rPr>
-          <w:rFonts w:ascii="Preeti" w:hAnsi="Preeti"/>
-          <w:sz w:val="32"/>
-          <w:szCs w:val="32"/>
-        </w:rPr>
         <w:t>cf</w:t>
       </w:r>
-      <w:proofErr w:type="spellEnd"/>
       <w:r>
         <w:rPr>
           <w:rFonts w:ascii="Preeti" w:hAnsi="Preeti"/>
@@ -2116,17 +1325,8 @@
           <w:szCs w:val="32"/>
         </w:rPr>
         <w:tab/>
-      </w:r>
-      <w:proofErr w:type="gramStart"/>
-      <w:r>
-        <w:rPr>
-          <w:rFonts w:ascii="Preeti" w:hAnsi="Preeti"/>
-          <w:sz w:val="32"/>
-          <w:szCs w:val="32"/>
-        </w:rPr>
         <w:t>O{</w:t>
       </w:r>
-      <w:proofErr w:type="gramEnd"/>
       <w:r>
         <w:rPr>
           <w:rFonts w:ascii="Preeti" w:hAnsi="Preeti"/>
@@ -2228,24 +1428,7 @@
           <w:szCs w:val="32"/>
         </w:rPr>
         <w:tab/>
-      </w:r>
-      <w:proofErr w:type="spellStart"/>
-      <w:r>
-        <w:rPr>
-          <w:rFonts w:ascii="Preeti" w:hAnsi="Preeti"/>
-          <w:sz w:val="32"/>
-          <w:szCs w:val="32"/>
-        </w:rPr>
-        <w:t>cf</w:t>
-      </w:r>
-      <w:proofErr w:type="spellEnd"/>
-      <w:r>
-        <w:rPr>
-          <w:rFonts w:ascii="Preeti" w:hAnsi="Preeti"/>
-          <w:sz w:val="32"/>
-          <w:szCs w:val="32"/>
-        </w:rPr>
-        <w:t>]</w:t>
+        <w:t>cf]</w:t>
       </w:r>
     </w:p>
     <w:p>
@@ -2383,91 +1566,7 @@
           <w:sz w:val="32"/>
           <w:szCs w:val="32"/>
         </w:rPr>
-        <w:t xml:space="preserve">*= </w:t>
-      </w:r>
-      <w:proofErr w:type="spellStart"/>
-      <w:r>
-        <w:rPr>
-          <w:rFonts w:ascii="Preeti" w:hAnsi="Preeti"/>
-          <w:sz w:val="32"/>
-          <w:szCs w:val="32"/>
-        </w:rPr>
-        <w:t>tnsf</w:t>
-      </w:r>
-      <w:proofErr w:type="spellEnd"/>
-      <w:r>
-        <w:rPr>
-          <w:rFonts w:ascii="Preeti" w:hAnsi="Preeti"/>
-          <w:sz w:val="32"/>
-          <w:szCs w:val="32"/>
-        </w:rPr>
-        <w:t xml:space="preserve">] </w:t>
-      </w:r>
-      <w:proofErr w:type="spellStart"/>
-      <w:proofErr w:type="gramStart"/>
-      <w:r>
-        <w:rPr>
-          <w:rFonts w:ascii="Preeti" w:hAnsi="Preeti"/>
-          <w:sz w:val="32"/>
-          <w:szCs w:val="32"/>
-        </w:rPr>
-        <w:t>lrqx?sf</w:t>
-      </w:r>
-      <w:proofErr w:type="spellEnd"/>
-      <w:proofErr w:type="gramEnd"/>
-      <w:r>
-        <w:rPr>
-          <w:rFonts w:ascii="Preeti" w:hAnsi="Preeti"/>
-          <w:sz w:val="32"/>
-          <w:szCs w:val="32"/>
-        </w:rPr>
-        <w:t xml:space="preserve">] </w:t>
-      </w:r>
-      <w:proofErr w:type="spellStart"/>
-      <w:r>
-        <w:rPr>
-          <w:rFonts w:ascii="Preeti" w:hAnsi="Preeti"/>
-          <w:sz w:val="32"/>
-          <w:szCs w:val="32"/>
-        </w:rPr>
-        <w:t>gfd</w:t>
-      </w:r>
-      <w:proofErr w:type="spellEnd"/>
-      <w:r>
-        <w:rPr>
-          <w:rFonts w:ascii="Preeti" w:hAnsi="Preeti"/>
-          <w:sz w:val="32"/>
-          <w:szCs w:val="32"/>
-        </w:rPr>
-        <w:t xml:space="preserve"> </w:t>
-      </w:r>
-      <w:proofErr w:type="spellStart"/>
-      <w:r>
-        <w:rPr>
-          <w:rFonts w:ascii="Preeti" w:hAnsi="Preeti"/>
-          <w:sz w:val="32"/>
-          <w:szCs w:val="32"/>
-        </w:rPr>
-        <w:t>eGg'xf</w:t>
-      </w:r>
-      <w:proofErr w:type="spellEnd"/>
-      <w:proofErr w:type="gramStart"/>
-      <w:r>
-        <w:rPr>
-          <w:rFonts w:ascii="Preeti" w:hAnsi="Preeti"/>
-          <w:sz w:val="32"/>
-          <w:szCs w:val="32"/>
-        </w:rPr>
-        <w:t>];\</w:t>
-      </w:r>
-      <w:proofErr w:type="gramEnd"/>
-      <w:r>
-        <w:rPr>
-          <w:rFonts w:ascii="Preeti" w:hAnsi="Preeti"/>
-          <w:sz w:val="32"/>
-          <w:szCs w:val="32"/>
-        </w:rPr>
-        <w:t xml:space="preserve"> .</w:t>
+        <w:t>*= tnsf] lrqx?sf] gfd eGg'xf];\ .</w:t>
       </w:r>
       <w:r>
         <w:rPr>
@@ -2554,6 +1653,7 @@
       <w:r>
         <w:rPr>
           <w:rFonts w:ascii="Preeti" w:hAnsi="Preeti"/>
+          <w:noProof/>
           <w:sz w:val="32"/>
           <w:szCs w:val="32"/>
         </w:rPr>
@@ -2631,6 +1731,7 @@
       <w:r>
         <w:rPr>
           <w:rFonts w:ascii="Preeti" w:hAnsi="Preeti"/>
+          <w:noProof/>
           <w:sz w:val="32"/>
           <w:szCs w:val="32"/>
         </w:rPr>
@@ -2708,6 +1809,7 @@
       <w:r>
         <w:rPr>
           <w:rFonts w:ascii="Preeti" w:hAnsi="Preeti"/>
+          <w:noProof/>
           <w:sz w:val="32"/>
           <w:szCs w:val="32"/>
         </w:rPr>
@@ -2823,6 +1925,7 @@
       <w:r>
         <w:rPr>
           <w:rFonts w:ascii="Preeti" w:hAnsi="Preeti"/>
+          <w:noProof/>
           <w:sz w:val="32"/>
           <w:szCs w:val="32"/>
         </w:rPr>
@@ -3030,6 +2133,7 @@
       <w:r>
         <w:rPr>
           <w:rFonts w:ascii="Preeti" w:hAnsi="Preeti"/>
+          <w:noProof/>
           <w:sz w:val="32"/>
           <w:szCs w:val="32"/>
         </w:rPr>
@@ -3295,7 +2399,6 @@
           <w:szCs w:val="32"/>
         </w:rPr>
       </w:pPr>
-      <w:proofErr w:type="gramStart"/>
       <w:r>
         <w:rPr>
           <w:rFonts w:ascii="Preeti" w:hAnsi="Preeti"/>
@@ -3304,21 +2407,8 @@
           <w:sz w:val="32"/>
           <w:szCs w:val="32"/>
         </w:rPr>
-        <w:t>;</w:t>
-      </w:r>
-      <w:proofErr w:type="spellStart"/>
-      <w:r>
-        <w:rPr>
-          <w:rFonts w:ascii="Preeti" w:hAnsi="Preeti"/>
-          <w:b/>
-          <w:bCs/>
-          <w:sz w:val="32"/>
-          <w:szCs w:val="32"/>
-        </w:rPr>
-        <w:t>dfKt</w:t>
-      </w:r>
-      <w:proofErr w:type="spellEnd"/>
-      <w:proofErr w:type="gramEnd"/>
+        <w:t>;dfKt</w:t>
+      </w:r>
     </w:p>
     <w:sectPr>
       <w:pgSz w:w="11906" w:h="16838" w:code="9"/>
@@ -3932,6 +3022,7 @@
   <w:style w:type="character" w:default="1" w:styleId="DefaultParagraphFont">
     <w:name w:val="Default Paragraph Font"/>
     <w:uiPriority w:val="1"/>
+    <w:semiHidden/>
     <w:unhideWhenUsed/>
   </w:style>
   <w:style w:type="table" w:default="1" w:styleId="TableNormal">

--- a/Received/Nursery/nursery, nepali o.docx
+++ b/Received/Nursery/nursery, nepali o.docx
@@ -757,7 +757,23 @@
           <w:sz w:val="32"/>
           <w:szCs w:val="32"/>
         </w:rPr>
-        <w:t>@= tkfO{+ slt jif{sf] x'g' eof] &lt;</w:t>
+        <w:t>@= tkfO{+ slt jif{sf</w:t>
+      </w:r>
+      <w:r>
+        <w:rPr>
+          <w:rFonts w:ascii="Preeti" w:hAnsi="Preeti"/>
+          <w:sz w:val="32"/>
+          <w:szCs w:val="32"/>
+        </w:rPr>
+        <w:t>L</w:t>
+      </w:r>
+      <w:r>
+        <w:rPr>
+          <w:rFonts w:ascii="Preeti" w:hAnsi="Preeti"/>
+          <w:sz w:val="32"/>
+          <w:szCs w:val="32"/>
+        </w:rPr>
+        <w:t xml:space="preserve"> x'g' eof] &lt;</w:t>
       </w:r>
       <w:r>
         <w:rPr>
@@ -1556,6 +1572,8 @@
       <w:pPr>
         <w:rPr>
           <w:rFonts w:ascii="Preeti" w:hAnsi="Preeti"/>
+          <w:b/>
+          <w:bCs/>
           <w:sz w:val="32"/>
           <w:szCs w:val="32"/>
         </w:rPr>
@@ -1563,6 +1581,8 @@
       <w:r>
         <w:rPr>
           <w:rFonts w:ascii="Preeti" w:hAnsi="Preeti"/>
+          <w:b/>
+          <w:bCs/>
           <w:sz w:val="32"/>
           <w:szCs w:val="32"/>
         </w:rPr>
@@ -1571,75 +1591,102 @@
       <w:r>
         <w:rPr>
           <w:rFonts w:ascii="Preeti" w:hAnsi="Preeti"/>
-          <w:sz w:val="32"/>
-          <w:szCs w:val="32"/>
-        </w:rPr>
-        <w:tab/>
-      </w:r>
-      <w:r>
-        <w:rPr>
-          <w:rFonts w:ascii="Preeti" w:hAnsi="Preeti"/>
-          <w:sz w:val="32"/>
-          <w:szCs w:val="32"/>
-        </w:rPr>
-        <w:tab/>
-      </w:r>
-      <w:r>
-        <w:rPr>
-          <w:rFonts w:ascii="Preeti" w:hAnsi="Preeti"/>
-          <w:sz w:val="32"/>
-          <w:szCs w:val="32"/>
-        </w:rPr>
-        <w:tab/>
-      </w:r>
-      <w:r>
-        <w:rPr>
-          <w:rFonts w:ascii="Preeti" w:hAnsi="Preeti"/>
-          <w:sz w:val="32"/>
-          <w:szCs w:val="32"/>
-        </w:rPr>
-        <w:tab/>
-      </w:r>
-      <w:r>
-        <w:rPr>
-          <w:rFonts w:ascii="Preeti" w:hAnsi="Preeti"/>
-          <w:sz w:val="32"/>
-          <w:szCs w:val="32"/>
-        </w:rPr>
-        <w:tab/>
-      </w:r>
-      <w:r>
-        <w:rPr>
-          <w:rFonts w:ascii="Preeti" w:hAnsi="Preeti"/>
-          <w:sz w:val="32"/>
-          <w:szCs w:val="32"/>
-        </w:rPr>
-        <w:tab/>
-      </w:r>
-      <w:r>
-        <w:rPr>
-          <w:rFonts w:ascii="Preeti" w:hAnsi="Preeti"/>
-          <w:sz w:val="32"/>
-          <w:szCs w:val="32"/>
-        </w:rPr>
-        <w:tab/>
-      </w:r>
-      <w:r>
-        <w:rPr>
-          <w:rFonts w:ascii="Preeti" w:hAnsi="Preeti"/>
-          <w:sz w:val="32"/>
-          <w:szCs w:val="32"/>
-        </w:rPr>
-        <w:tab/>
-      </w:r>
-      <w:r>
-        <w:rPr>
-          <w:rFonts w:ascii="Preeti" w:hAnsi="Preeti"/>
-          <w:sz w:val="32"/>
-          <w:szCs w:val="32"/>
-        </w:rPr>
-        <w:tab/>
-        <w:t>%</w:t>
+          <w:b/>
+          <w:bCs/>
+          <w:sz w:val="32"/>
+          <w:szCs w:val="32"/>
+        </w:rPr>
+        <w:tab/>
+      </w:r>
+      <w:r>
+        <w:rPr>
+          <w:rFonts w:ascii="Preeti" w:hAnsi="Preeti"/>
+          <w:b/>
+          <w:bCs/>
+          <w:sz w:val="32"/>
+          <w:szCs w:val="32"/>
+        </w:rPr>
+        <w:tab/>
+      </w:r>
+      <w:r>
+        <w:rPr>
+          <w:rFonts w:ascii="Preeti" w:hAnsi="Preeti"/>
+          <w:b/>
+          <w:bCs/>
+          <w:sz w:val="32"/>
+          <w:szCs w:val="32"/>
+        </w:rPr>
+        <w:tab/>
+      </w:r>
+      <w:r>
+        <w:rPr>
+          <w:rFonts w:ascii="Preeti" w:hAnsi="Preeti"/>
+          <w:b/>
+          <w:bCs/>
+          <w:sz w:val="32"/>
+          <w:szCs w:val="32"/>
+        </w:rPr>
+        <w:tab/>
+      </w:r>
+      <w:r>
+        <w:rPr>
+          <w:rFonts w:ascii="Preeti" w:hAnsi="Preeti"/>
+          <w:b/>
+          <w:bCs/>
+          <w:sz w:val="32"/>
+          <w:szCs w:val="32"/>
+        </w:rPr>
+        <w:tab/>
+      </w:r>
+      <w:r>
+        <w:rPr>
+          <w:rFonts w:ascii="Preeti" w:hAnsi="Preeti"/>
+          <w:b/>
+          <w:bCs/>
+          <w:sz w:val="32"/>
+          <w:szCs w:val="32"/>
+        </w:rPr>
+        <w:tab/>
+      </w:r>
+      <w:r>
+        <w:rPr>
+          <w:rFonts w:ascii="Preeti" w:hAnsi="Preeti"/>
+          <w:b/>
+          <w:bCs/>
+          <w:sz w:val="32"/>
+          <w:szCs w:val="32"/>
+        </w:rPr>
+        <w:tab/>
+      </w:r>
+      <w:r>
+        <w:rPr>
+          <w:rFonts w:ascii="Preeti" w:hAnsi="Preeti"/>
+          <w:b/>
+          <w:bCs/>
+          <w:sz w:val="32"/>
+          <w:szCs w:val="32"/>
+        </w:rPr>
+        <w:tab/>
+      </w:r>
+      <w:r>
+        <w:rPr>
+          <w:rFonts w:ascii="Preeti" w:hAnsi="Preeti"/>
+          <w:b/>
+          <w:bCs/>
+          <w:sz w:val="32"/>
+          <w:szCs w:val="32"/>
+        </w:rPr>
+        <w:tab/>
+      </w:r>
+      <w:r>
+        <w:rPr>
+          <w:rFonts w:ascii="Preeti" w:hAnsi="Preeti"/>
+          <w:b/>
+          <w:bCs/>
+          <w:sz w:val="32"/>
+          <w:szCs w:val="32"/>
+        </w:rPr>
+        <w:t>!)</w:t>
       </w:r>
     </w:p>
     <w:p>
